--- a/export/pieces/rapport-complet-chiens-paris.docx
+++ b/export/pieces/rapport-complet-chiens-paris.docx
@@ -34,6 +34,451 @@
       </w:pPr>
       <w:r>
         <w:t>RAPPORT — Un projet politique « chiens de Paris » : statut du chien citoyen, registre ADN, droits et chiffrage</w:t>
+      </w:r>
+    </w:p>
+    <w:p>
+      <w:pPr>
+        <w:pStyle w:val="Heading2"/>
+      </w:pPr>
+      <w:r>
+        <w:t>Sommaire</w:t>
+      </w:r>
+    </w:p>
+    <w:p>
+      <w:pPr>
+        <w:pStyle w:val="ListBullet"/>
+      </w:pPr>
+      <w:r>
+        <w:rPr>
+          <w:b w:val="0"/>
+        </w:rPr>
+        <w:t>1. Résumé exécutif</w:t>
+      </w:r>
+    </w:p>
+    <w:p>
+      <w:pPr>
+        <w:pStyle w:val="ListBullet"/>
+      </w:pPr>
+      <w:r>
+        <w:rPr>
+          <w:b w:val="0"/>
+        </w:rPr>
+        <w:t>2. Le problème, en faits</w:t>
+      </w:r>
+    </w:p>
+    <w:p>
+      <w:pPr>
+        <w:pStyle w:val="ListBullet"/>
+      </w:pPr>
+      <w:r>
+        <w:rPr>
+          <w:b w:val="0"/>
+        </w:rPr>
+        <w:t>3. La cible : 100 000 chiens valent-ils un électorat ?</w:t>
+      </w:r>
+    </w:p>
+    <w:p>
+      <w:pPr>
+        <w:pStyle w:val="ListBullet"/>
+      </w:pPr>
+      <w:r>
+        <w:rPr>
+          <w:b w:val="0"/>
+        </w:rPr>
+        <w:t>4. Le contexte politique : le sujet est déjà occupé</w:t>
+      </w:r>
+    </w:p>
+    <w:p>
+      <w:pPr>
+        <w:pStyle w:val="ListBullet"/>
+      </w:pPr>
+      <w:r>
+        <w:rPr>
+          <w:b w:val="0"/>
+        </w:rPr>
+        <w:t>5. La faisabilité juridique</w:t>
+      </w:r>
+    </w:p>
+    <w:p>
+      <w:pPr>
+        <w:pStyle w:val="ListBullet2"/>
+      </w:pPr>
+      <w:r>
+        <w:rPr>
+          <w:b w:val="0"/>
+        </w:rPr>
+        <w:t>5.1 Ce qui s'est passé à Béziers (et ce qu'il faut en retenir)</w:t>
+      </w:r>
+    </w:p>
+    <w:p>
+      <w:pPr>
+        <w:pStyle w:val="ListBullet2"/>
+      </w:pPr>
+      <w:r>
+        <w:rPr>
+          <w:b w:val="0"/>
+        </w:rPr>
+        <w:t>5.2 Pourquoi Paris est mieux placé</w:t>
+      </w:r>
+    </w:p>
+    <w:p>
+      <w:pPr>
+        <w:pStyle w:val="ListBullet2"/>
+      </w:pPr>
+      <w:r>
+        <w:rPr>
+          <w:b w:val="0"/>
+        </w:rPr>
+        <w:t>5.3 La recette pour un arrêté qui survit à un recours</w:t>
+      </w:r>
+    </w:p>
+    <w:p>
+      <w:pPr>
+        <w:pStyle w:val="ListBullet"/>
+      </w:pPr>
+      <w:r>
+        <w:rPr>
+          <w:b w:val="0"/>
+        </w:rPr>
+        <w:t>6. Le dispositif : architecture du statut</w:t>
+      </w:r>
+    </w:p>
+    <w:p>
+      <w:pPr>
+        <w:pStyle w:val="ListBullet2"/>
+      </w:pPr>
+      <w:r>
+        <w:rPr>
+          <w:b w:val="0"/>
+        </w:rPr>
+        <w:t>6.1 Registre et identification</w:t>
+      </w:r>
+    </w:p>
+    <w:p>
+      <w:pPr>
+        <w:pStyle w:val="ListBullet2"/>
+      </w:pPr>
+      <w:r>
+        <w:rPr>
+          <w:b w:val="0"/>
+        </w:rPr>
+        <w:t>6.2 Bâton</w:t>
+      </w:r>
+    </w:p>
+    <w:p>
+      <w:pPr>
+        <w:pStyle w:val="ListBullet2"/>
+      </w:pPr>
+      <w:r>
+        <w:rPr>
+          <w:b w:val="0"/>
+        </w:rPr>
+        <w:t>6.3 Carotte</w:t>
+      </w:r>
+    </w:p>
+    <w:p>
+      <w:pPr>
+        <w:pStyle w:val="ListBullet2"/>
+      </w:pPr>
+      <w:r>
+        <w:rPr>
+          <w:b w:val="0"/>
+        </w:rPr>
+        <w:t>6.4 Références étrangères du mécanisme carotte/bâton</w:t>
+      </w:r>
+    </w:p>
+    <w:p>
+      <w:pPr>
+        <w:pStyle w:val="ListBullet"/>
+      </w:pPr>
+      <w:r>
+        <w:rPr>
+          <w:b w:val="0"/>
+        </w:rPr>
+        <w:t>7. CHIFFRAGE — le coût d'analyser une crotte sur un trottoir</w:t>
+      </w:r>
+    </w:p>
+    <w:p>
+      <w:pPr>
+        <w:pStyle w:val="ListBullet2"/>
+      </w:pPr>
+      <w:r>
+        <w:rPr>
+          <w:b w:val="0"/>
+        </w:rPr>
+        <w:t>7.0 L'essentiel, en un tableau</w:t>
+      </w:r>
+    </w:p>
+    <w:p>
+      <w:pPr>
+        <w:pStyle w:val="ListBullet2"/>
+      </w:pPr>
+      <w:r>
+        <w:rPr>
+          <w:b w:val="0"/>
+        </w:rPr>
+        <w:t>7.1 Le chiffre réel dont on dispose</w:t>
+      </w:r>
+    </w:p>
+    <w:p>
+      <w:pPr>
+        <w:pStyle w:val="ListBullet2"/>
+      </w:pPr>
+      <w:r>
+        <w:t>[7.2 Décomposition du coût unitaire [E]](#72-décomposition-du-coût-unitaire-e)</w:t>
+      </w:r>
+    </w:p>
+    <w:p>
+      <w:pPr>
+        <w:pStyle w:val="ListBullet2"/>
+      </w:pPr>
+      <w:r>
+        <w:rPr>
+          <w:b w:val="0"/>
+        </w:rPr>
+        <w:t>7.3 Coût complet, frais fixes inclus</w:t>
+      </w:r>
+    </w:p>
+    <w:p>
+      <w:pPr>
+        <w:pStyle w:val="ListBullet2"/>
+      </w:pPr>
+      <w:r>
+        <w:rPr>
+          <w:b w:val="0"/>
+        </w:rPr>
+        <w:t>7.4 Le chiffre qui compte vraiment : le coût par identification aboutie</w:t>
+      </w:r>
+    </w:p>
+    <w:p>
+      <w:pPr>
+        <w:pStyle w:val="ListBullet2"/>
+      </w:pPr>
+      <w:r>
+        <w:rPr>
+          <w:b w:val="0"/>
+        </w:rPr>
+        <w:t>7.5 Autofinancement : la réponse honnête</w:t>
+      </w:r>
+    </w:p>
+    <w:p>
+      <w:pPr>
+        <w:pStyle w:val="ListBullet2"/>
+      </w:pPr>
+      <w:r>
+        <w:rPr>
+          <w:b w:val="0"/>
+        </w:rPr>
+        <w:t>7.6 Coût de la campagne d'identification (l'autre poste)</w:t>
+      </w:r>
+    </w:p>
+    <w:p>
+      <w:pPr>
+        <w:pStyle w:val="ListBullet2"/>
+      </w:pPr>
+      <w:r>
+        <w:rPr>
+          <w:b w:val="0"/>
+        </w:rPr>
+        <w:t>7.7 Coût du volet « droits » (la carotte)</w:t>
+      </w:r>
+    </w:p>
+    <w:p>
+      <w:pPr>
+        <w:pStyle w:val="ListBullet2"/>
+      </w:pPr>
+      <w:r>
+        <w:rPr>
+          <w:b w:val="0"/>
+        </w:rPr>
+        <w:t>7.8 Total, en une ligne</w:t>
+      </w:r>
+    </w:p>
+    <w:p>
+      <w:pPr>
+        <w:pStyle w:val="ListBullet"/>
+      </w:pPr>
+      <w:r>
+        <w:rPr>
+          <w:b w:val="0"/>
+        </w:rPr>
+        <w:t>8. Les cinq décisions qui sont le projet politique</w:t>
+      </w:r>
+    </w:p>
+    <w:p>
+      <w:pPr>
+        <w:pStyle w:val="ListBullet"/>
+      </w:pPr>
+      <w:r>
+        <w:rPr>
+          <w:b w:val="0"/>
+        </w:rPr>
+        <w:t>9. Objections à anticiper</w:t>
+      </w:r>
+    </w:p>
+    <w:p>
+      <w:pPr>
+        <w:pStyle w:val="ListBullet"/>
+      </w:pPr>
+      <w:r>
+        <w:rPr>
+          <w:b w:val="0"/>
+        </w:rPr>
+        <w:t>10. Positionnement et formulation</w:t>
+      </w:r>
+    </w:p>
+    <w:p>
+      <w:pPr>
+        <w:pStyle w:val="ListBullet"/>
+      </w:pPr>
+      <w:r>
+        <w:rPr>
+          <w:b w:val="0"/>
+        </w:rPr>
+        <w:t>11. Feuille de route</w:t>
+      </w:r>
+    </w:p>
+    <w:p>
+      <w:pPr>
+        <w:pStyle w:val="ListBullet"/>
+      </w:pPr>
+      <w:r>
+        <w:rPr>
+          <w:b w:val="0"/>
+        </w:rPr>
+        <w:t>11 bis. Tableau de bord des chiffres clés</w:t>
+      </w:r>
+    </w:p>
+    <w:p>
+      <w:pPr>
+        <w:pStyle w:val="ListBullet"/>
+      </w:pPr>
+      <w:r>
+        <w:rPr>
+          <w:b w:val="0"/>
+        </w:rPr>
+        <w:t>12. Partenariats à l'échelle de Paris, et ce qu'un dispositif qui réussit peut financer</w:t>
+      </w:r>
+    </w:p>
+    <w:p>
+      <w:pPr>
+        <w:pStyle w:val="ListBullet2"/>
+      </w:pPr>
+      <w:r>
+        <w:rPr>
+          <w:b w:val="0"/>
+        </w:rPr>
+        <w:t>12.1 Les huit familles de partenaires</w:t>
+      </w:r>
+    </w:p>
+    <w:p>
+      <w:pPr>
+        <w:pStyle w:val="ListBullet2"/>
+      </w:pPr>
+      <w:r>
+        <w:rPr>
+          <w:b w:val="0"/>
+        </w:rPr>
+        <w:t>12.2 Ce qu'un dispositif qui réussit peut financer, et avec quel argent</w:t>
+      </w:r>
+    </w:p>
+    <w:p>
+      <w:pPr>
+        <w:pStyle w:val="ListBullet2"/>
+      </w:pPr>
+      <w:r>
+        <w:rPr>
+          <w:b w:val="0"/>
+        </w:rPr>
+        <w:t>12.3 Qui paie, qui gagne, quel risque</w:t>
+      </w:r>
+    </w:p>
+    <w:p>
+      <w:pPr>
+        <w:pStyle w:val="ListBullet2"/>
+      </w:pPr>
+      <w:r>
+        <w:rPr>
+          <w:b w:val="0"/>
+        </w:rPr>
+        <w:t>12.4 Le véhicule de financement et sa gouvernance</w:t>
+      </w:r>
+    </w:p>
+    <w:p>
+      <w:pPr>
+        <w:pStyle w:val="ListBullet2"/>
+      </w:pPr>
+      <w:r>
+        <w:rPr>
+          <w:b w:val="0"/>
+        </w:rPr>
+        <w:t>12.5 Les deux partenariats à ouvrir en premier (coût : zéro)</w:t>
+      </w:r>
+    </w:p>
+    <w:p>
+      <w:pPr>
+        <w:pStyle w:val="ListBullet2"/>
+      </w:pPr>
+      <w:r>
+        <w:rPr>
+          <w:b w:val="0"/>
+        </w:rPr>
+        <w:t>12.6 Synthèse, par ordre d'intérêt réel</w:t>
+      </w:r>
+    </w:p>
+    <w:p>
+      <w:pPr>
+        <w:pStyle w:val="ListBullet"/>
+      </w:pPr>
+      <w:r>
+        <w:rPr>
+          <w:b w:val="0"/>
+        </w:rPr>
+        <w:t>Annexe A — Projet d'arrêté et règlement du statut</w:t>
+      </w:r>
+    </w:p>
+    <w:p>
+      <w:pPr>
+        <w:pStyle w:val="ListBullet"/>
+      </w:pPr>
+      <w:r>
+        <w:rPr>
+          <w:b w:val="0"/>
+        </w:rPr>
+        <w:t>Annexe B — Cahier des charges de consultation des laboratoires</w:t>
+      </w:r>
+    </w:p>
+    <w:p>
+      <w:pPr>
+        <w:pStyle w:val="ListBullet"/>
+      </w:pPr>
+      <w:r>
+        <w:rPr>
+          <w:b w:val="0"/>
+        </w:rPr>
+        <w:t>Annexe C — Protocole de comptage des déjections (pièce manquante à Béziers)</w:t>
+      </w:r>
+    </w:p>
+    <w:p>
+      <w:pPr>
+        <w:pStyle w:val="ListBullet"/>
+      </w:pPr>
+      <w:r>
+        <w:rPr>
+          <w:b w:val="0"/>
+        </w:rPr>
+        <w:t>Annexe D — Sources (inventaire par organisme, sans URL ; les URL vérifiées sont à l'annexe E)</w:t>
+      </w:r>
+    </w:p>
+    <w:p>
+      <w:pPr>
+        <w:pStyle w:val="ListBullet"/>
+      </w:pPr>
+      <w:r>
+        <w:rPr>
+          <w:b w:val="0"/>
+        </w:rPr>
+        <w:t>Annexe E — Sources vérifiées, avec URL</w:t>
       </w:r>
     </w:p>
     <w:p>

--- a/export/pieces/rapport-complet-chiens-paris.docx
+++ b/export/pieces/rapport-complet-chiens-paris.docx
@@ -456,7 +456,7 @@
         <w:rPr>
           <w:b w:val="0"/>
         </w:rPr>
-        <w:t>Annexe C — Protocole de comptage des déjections (pièce manquante à Béziers)</w:t>
+        <w:t>Annexe C — Protocole de comptage citoyen des déjections (pièce manquante à Béziers)</w:t>
       </w:r>
     </w:p>
     <w:p>
@@ -4673,7 +4673,47 @@
         <w:pStyle w:val="Heading2"/>
       </w:pPr>
       <w:r>
-        <w:t>Annexe C — Protocole de comptage des déjections (pièce manquante à Béziers)</w:t>
+        <w:t>Annexe C — Protocole de comptage citoyen des déjections (pièce manquante à Béziers)</w:t>
+      </w:r>
+    </w:p>
+    <w:p>
+      <w:r>
+        <w:rPr>
+          <w:b/>
+        </w:rPr>
+        <w:t>Modèle de référence :</w:t>
+      </w:r>
+      <w:r>
+        <w:t xml:space="preserve"> le comptage national des oiseaux des jardins, organisé par la LPO et le Muséum national d'histoire naturelle depuis 2012 — le plus important dispositif français de sciences participatives (près de 100 000 jardins en dix ans, 24 048 contributeurs pour la seule édition de janvier 2022). Trois règles en font un instrument fiable, et non une addition d'opinions :</w:t>
+      </w:r>
+    </w:p>
+    <w:p>
+      <w:pPr>
+        <w:pStyle w:val="ListNumber"/>
+      </w:pPr>
+      <w:r>
+        <w:t>une règle de comptage qui interdit le double compte — « le nombre maximal d'individus vus en même temps », et non la somme des observations successives ;</w:t>
+      </w:r>
+    </w:p>
+    <w:p>
+      <w:pPr>
+        <w:pStyle w:val="ListNumber"/>
+      </w:pPr>
+      <w:r>
+        <w:t>des créneaux fixes et identiques d'une édition à l'autre : c'est la comparabilité qui fait la valeur d'un comptage, pas son volume ;</w:t>
+      </w:r>
+    </w:p>
+    <w:p>
+      <w:pPr>
+        <w:pStyle w:val="ListNumber"/>
+      </w:pPr>
+      <w:r>
+        <w:t>un point de collecte unique, où les données atterrissent et ressortent publiques.</w:t>
+      </w:r>
+    </w:p>
+    <w:p>
+      <w:r>
+        <w:t>Ce que ce modèle change pour un comptage parisien des déjections :</w:t>
       </w:r>
     </w:p>
     <w:p>
@@ -4681,7 +4721,13 @@
         <w:pStyle w:val="ListBullet"/>
       </w:pPr>
       <w:r>
-        <w:t>Périmètre : définir des segments homogènes (par exemple 20 tronçons de 300 m dans le 20e), représentatifs des voies les plus fréquentées.</w:t>
+        <w:rPr>
+          <w:b/>
+        </w:rPr>
+        <w:t>Périmètre :</w:t>
+      </w:r>
+      <w:r>
+        <w:t xml:space="preserve"> des segments homogènes, par exemple 20 tronçons de 300 m dans le 20e, représentatifs des voies les plus fréquentées.</w:t>
       </w:r>
     </w:p>
     <w:p>
@@ -4689,7 +4735,13 @@
         <w:pStyle w:val="ListBullet"/>
       </w:pPr>
       <w:r>
-        <w:t>Fréquence : deux passages par semaine, sur six semaines minimum, aux mêmes heures, par deux observateurs distincts.</w:t>
+        <w:rPr>
+          <w:b/>
+        </w:rPr>
+        <w:t>Zone témoin :</w:t>
+      </w:r>
+      <w:r>
+        <w:t xml:space="preserve"> 5 tronçons comparables où rien ne change, comptés en parallèle pendant toute la durée. Sans témoin, une baisse ne s'attribue pas au dispositif : c'est exactement l'erreur du « −85 % » de Béziers, revendiqué par la mairie et jamais mesuré indépendamment.</w:t>
       </w:r>
     </w:p>
     <w:p>
@@ -4697,7 +4749,22 @@
         <w:pStyle w:val="ListBullet"/>
       </w:pPr>
       <w:r>
-        <w:t>Relevé : date, heure, tronçon, nombre de déjections, position (trottoir, chaussée, entrée d'immeuble), photo horodatée, agent identifié.</w:t>
+        <w:rPr>
+          <w:b/>
+        </w:rPr>
+        <w:t>Pré-enregistrement du protocole :</w:t>
+      </w:r>
+      <w:r>
+        <w:t xml:space="preserve"> tronçons, créneaux, règle de comptage et dates sont publiés </w:t>
+      </w:r>
+      <w:r>
+        <w:rPr>
+          <w:i/>
+        </w:rPr>
+        <w:t>avant</w:t>
+      </w:r>
+      <w:r>
+        <w:t xml:space="preserve"> le premier passage. Un protocole dévoilé après coup est un protocole contestable — c'est la différence entre un relevé et un argument.</w:t>
       </w:r>
     </w:p>
     <w:p>
@@ -4705,7 +4772,13 @@
         <w:pStyle w:val="ListBullet"/>
       </w:pPr>
       <w:r>
-        <w:t>Compléments : extractions DansMaRue sur le secteur, courriers de signalement d'habitants et de commerçants.</w:t>
+        <w:rPr>
+          <w:b/>
+        </w:rPr>
+        <w:t>Fréquence et créneaux :</w:t>
+      </w:r>
+      <w:r>
+        <w:t xml:space="preserve"> deux passages par semaine, six semaines minimum, mêmes heures, même jour de la semaine, hors pluie et hors jour de collecte.</w:t>
       </w:r>
     </w:p>
     <w:p>
@@ -4713,7 +4786,88 @@
         <w:pStyle w:val="ListBullet"/>
       </w:pPr>
       <w:r>
-        <w:t>Livrable : tableau avant/après, méthode publiée, résultat présentable au conseil d'arrondissement et opposable en cas de contentieux. Coût : zéro euro, du temps bénévole.</w:t>
+        <w:rPr>
+          <w:b/>
+        </w:rPr>
+        <w:t>Conditions relevées à chaque passage</w:t>
+      </w:r>
+      <w:r>
+        <w:t xml:space="preserve"> (météo, passage de balayeuse, marché, vacances scolaires, travaux) : ce sont les variables qui expliquent souvent une baisse avant qu'on l'attribue au dispositif.</w:t>
+      </w:r>
+    </w:p>
+    <w:p>
+      <w:pPr>
+        <w:pStyle w:val="ListBullet"/>
+      </w:pPr>
+      <w:r>
+        <w:rPr>
+          <w:b/>
+        </w:rPr>
+        <w:t>Deux observateurs distincts par passage, dont au moins un qui n'est pas partie prenante</w:t>
+      </w:r>
+      <w:r>
+        <w:t xml:space="preserve"> — un sceptique, un commerçant, un élu d'opposition, un membre de PARC.C. Un comptage fait entre convaincus est contesté avant même d'être discuté.</w:t>
+      </w:r>
+    </w:p>
+    <w:p>
+      <w:pPr>
+        <w:pStyle w:val="ListBullet"/>
+      </w:pPr>
+      <w:r>
+        <w:rPr>
+          <w:b/>
+        </w:rPr>
+        <w:t>Relevé :</w:t>
+      </w:r>
+      <w:r>
+        <w:t xml:space="preserve"> date, heure, tronçon, nombre de déjections, position (trottoir, chaussée, entrée d'immeuble), photo horodatée, observateur identifié.</w:t>
+      </w:r>
+    </w:p>
+    <w:p>
+      <w:pPr>
+        <w:pStyle w:val="ListBullet"/>
+      </w:pPr>
+      <w:r>
+        <w:rPr>
+          <w:b/>
+        </w:rPr>
+        <w:t>Compléments :</w:t>
+      </w:r>
+      <w:r>
+        <w:t xml:space="preserve"> extractions DansMaRue sur le secteur, signalements d'habitants et de commerçants.</w:t>
+      </w:r>
+    </w:p>
+    <w:p>
+      <w:pPr>
+        <w:pStyle w:val="ListBullet"/>
+      </w:pPr>
+      <w:r>
+        <w:rPr>
+          <w:b/>
+        </w:rPr>
+        <w:t>Fin bornée et publication :</w:t>
+      </w:r>
+      <w:r>
+        <w:t xml:space="preserve"> la campagne s'arrête à une date annoncée d'avance et produit un tableau daté, la méthode publiée et les données brutes ouvertes à quiconque veut refaire le calcul. Une campagne sans date de fin s'épuise en trois semaines.</w:t>
+      </w:r>
+    </w:p>
+    <w:p>
+      <w:pPr>
+        <w:pStyle w:val="ListBullet"/>
+      </w:pPr>
+      <w:r>
+        <w:rPr>
+          <w:b/>
+        </w:rPr>
+        <w:t>Livrable :</w:t>
+      </w:r>
+      <w:r>
+        <w:t xml:space="preserve"> tableau avant/après avec zone témoin, méthode publiée, résultat présentable au conseil d'arrondissement et opposable en cas de contentieux. Coût : zéro euro, du temps bénévole.</w:t>
+      </w:r>
+    </w:p>
+    <w:p>
+      <w:r>
+        <w:t>Sources du modèle : https://www.lpo.fr/decouvrir-la-nature/loisirs-nature/grands-rendez-vous/comptage-des-oiseaux-des-jardins et https://www.lpo.fr/qui-sommes-nous/espace-presse/communiques/cp-2023/comptage-des-oiseaux-des-jardins-bilan-de-10-ans-de-sciences-citoyennes</w:t>
       </w:r>
     </w:p>
     <w:p>

--- a/export/pieces/rapport-complet-chiens-paris.docx
+++ b/export/pieces/rapport-complet-chiens-paris.docx
@@ -2109,7 +2109,7 @@
           </w:tcPr>
           <w:p>
             <w:r>
-              <w:t>Périmètre pilote 20e + 10e, obligation gratuite, couverture 50-60 %</w:t>
+              <w:t>Périmètre pilote (cas de référence 20e + 10e ; le pilote retenu est le 13e), obligation gratuite, couverture 50-60 %</w:t>
             </w:r>
           </w:p>
         </w:tc>
@@ -2493,7 +2493,16 @@
         <w:t>D5.</w:t>
       </w:r>
       <w:r>
-        <w:t xml:space="preserve"> Périmètre pilote. Le 20e (6 133 chiens identifiés, 45 conseillers d'arrondissement) ou le 10e (3 580 chiens, 19 sièges) ; le 8e a déjà l'infrastructure (Monceau) mais peu de chiens.</w:t>
+        <w:t xml:space="preserve"> Périmètre pilote. </w:t>
+      </w:r>
+      <w:r>
+        <w:rPr>
+          <w:b/>
+        </w:rPr>
+        <w:t>Arbitrée le 29/09/2026 : le 13e.</w:t>
+      </w:r>
+      <w:r>
+        <w:t xml:space="preserve"> Le critère décisif est le nombre de volontaires qui comptent réellement — ils sont tous dans le 13e — et l'arrondissement tient le reste : environ 180 000 habitants, 116 196 inscrits, 43 sièges au conseil d'arrondissement, majorité stable (maire élu au premier tour en 2026 avec 51,52 %), 62 espaces verts ouverts au public, et la petite ceinture à la Poterne des Peupliers comme lieu où la laisse n'est déjà plus respectée. Les alternatives restent le 20e (6 133 chiens identifiés, 45 sièges) et le 10e (3 580 chiens, 19 sièges) ; le 8e a l'infrastructure (Monceau) mais peu de chiens. Le nombre de chiens identifiés dans le 13e reste à obtenir (demande écrite à la Ville et à la profession vétérinaire).</w:t>
       </w:r>
     </w:p>
     <w:p/>
@@ -2632,7 +2641,7 @@
         <w:t>Étape 1</w:t>
       </w:r>
       <w:r>
-        <w:t xml:space="preserve"> — 1 à 2 mois : test politique. Entretien avec PARC.C, une réunion publique dans le 20e, questionnaire à 300 détenteurs. Question à trancher : le statut intéresse-t-il sa cible ?</w:t>
+        <w:t xml:space="preserve"> — 1 à 2 mois : test politique. Entretien avec PARC.C, une réunion publique dans le 13e, questionnaire à 300 détenteurs. Question à trancher : le statut intéresse-t-il sa cible ?</w:t>
       </w:r>
     </w:p>
     <w:p>
@@ -3842,7 +3851,7 @@
           </w:tcPr>
           <w:p>
             <w:r>
-              <w:t>An 1, pilote 20e + 10e : 5 000 chiens</w:t>
+              <w:t>An 1, pilote (cas de référence 20e + 10e) : 5 000 chiens</w:t>
             </w:r>
           </w:p>
         </w:tc>
@@ -4727,7 +4736,7 @@
         <w:t>Périmètre :</w:t>
       </w:r>
       <w:r>
-        <w:t xml:space="preserve"> des segments homogènes, par exemple 20 tronçons de 300 m dans le 20e, représentatifs des voies les plus fréquentées.</w:t>
+        <w:t xml:space="preserve"> des segments homogènes, par exemple 20 tronçons de 300 m dans le 13e, représentatifs des voies les plus fréquentées.</w:t>
       </w:r>
     </w:p>
     <w:p>
